--- a/documentation/Install_PreRequisite.docx
+++ b/documentation/Install_PreRequisite.docx
@@ -4,7 +4,7 @@
   <w:body>
     <w:p>
       <w:pPr>
-        <w:spacing w:after="0" w:line="360" w:lineRule="auto"/>
+        <w:spacing w:after="0" w:line="276" w:lineRule="auto"/>
         <w:jc w:val="center"/>
         <w:rPr>
           <w:b/>
@@ -34,19 +34,16 @@
     </w:p>
     <w:p>
       <w:pPr>
-        <w:spacing w:after="0" w:line="360" w:lineRule="auto"/>
-        <w:jc w:val="center"/>
-        <w:rPr>
-          <w:b/>
-          <w:bCs/>
-          <w:sz w:val="40"/>
-          <w:szCs w:val="40"/>
-        </w:rPr>
-      </w:pPr>
-    </w:p>
-    <w:p>
-      <w:pPr>
-        <w:spacing w:after="0" w:line="360" w:lineRule="auto"/>
+        <w:pStyle w:val="Heading1"/>
+        <w:spacing w:line="276" w:lineRule="auto"/>
+      </w:pPr>
+      <w:r>
+        <w:t>Python</w:t>
+      </w:r>
+    </w:p>
+    <w:p>
+      <w:pPr>
+        <w:spacing w:after="0" w:line="276" w:lineRule="auto"/>
       </w:pPr>
       <w:r>
         <w:t xml:space="preserve">1. Go to </w:t>
@@ -65,7 +62,7 @@
     </w:p>
     <w:p>
       <w:pPr>
-        <w:spacing w:after="0" w:line="360" w:lineRule="auto"/>
+        <w:spacing w:after="0" w:line="276" w:lineRule="auto"/>
       </w:pPr>
       <w:r>
         <w:t xml:space="preserve">2. Install </w:t>
@@ -82,7 +79,7 @@
     </w:p>
     <w:p>
       <w:pPr>
-        <w:spacing w:after="0" w:line="360" w:lineRule="auto"/>
+        <w:spacing w:after="0" w:line="276" w:lineRule="auto"/>
       </w:pPr>
       <w:r>
         <w:t>3. Check that python is installed by checking if a folder is created</w:t>
@@ -90,7 +87,7 @@
     </w:p>
     <w:p>
       <w:pPr>
-        <w:spacing w:after="0" w:line="360" w:lineRule="auto"/>
+        <w:spacing w:after="0" w:line="276" w:lineRule="auto"/>
         <w:jc w:val="center"/>
       </w:pPr>
       <w:r>
@@ -136,7 +133,7 @@
     </w:p>
     <w:p>
       <w:pPr>
-        <w:spacing w:after="0" w:line="360" w:lineRule="auto"/>
+        <w:spacing w:after="0" w:line="276" w:lineRule="auto"/>
       </w:pPr>
       <w:r>
         <w:t>4</w:t>
@@ -147,7 +144,7 @@
     </w:p>
     <w:p>
       <w:pPr>
-        <w:spacing w:after="0" w:line="360" w:lineRule="auto"/>
+        <w:spacing w:after="0" w:line="276" w:lineRule="auto"/>
       </w:pPr>
       <w:r>
         <w:rPr>
@@ -161,7 +158,7 @@
     </w:p>
     <w:p>
       <w:pPr>
-        <w:spacing w:after="0" w:line="360" w:lineRule="auto"/>
+        <w:spacing w:after="0" w:line="276" w:lineRule="auto"/>
       </w:pPr>
       <w:r>
         <w:rPr>
@@ -175,7 +172,7 @@
     </w:p>
     <w:p>
       <w:pPr>
-        <w:spacing w:after="0" w:line="360" w:lineRule="auto"/>
+        <w:spacing w:after="0" w:line="276" w:lineRule="auto"/>
         <w:jc w:val="center"/>
       </w:pPr>
       <w:r>
@@ -183,8 +180,8 @@
           <w:noProof/>
         </w:rPr>
         <w:drawing>
-          <wp:inline distT="0" distB="0" distL="0" distR="0" wp14:anchorId="06EE7B10" wp14:editId="70CCD6C0">
-            <wp:extent cx="4901566" cy="1417320"/>
+          <wp:inline distT="0" distB="0" distL="0" distR="0" wp14:anchorId="06EE7B10" wp14:editId="215980FF">
+            <wp:extent cx="4558988" cy="1318260"/>
             <wp:effectExtent l="0" t="0" r="0" b="0"/>
             <wp:docPr id="454643344" name="Picture 1"/>
             <wp:cNvGraphicFramePr>
@@ -206,7 +203,7 @@
                   <pic:spPr>
                     <a:xfrm>
                       <a:off x="0" y="0"/>
-                      <a:ext cx="4915027" cy="1421212"/>
+                      <a:ext cx="4605210" cy="1331625"/>
                     </a:xfrm>
                     <a:prstGeom prst="rect">
                       <a:avLst/>
@@ -221,7 +218,7 @@
     </w:p>
     <w:p>
       <w:pPr>
-        <w:spacing w:after="0" w:line="360" w:lineRule="auto"/>
+        <w:spacing w:after="0" w:line="276" w:lineRule="auto"/>
       </w:pPr>
       <w:r>
         <w:t>5</w:t>
@@ -250,7 +247,7 @@
     </w:p>
     <w:p>
       <w:pPr>
-        <w:spacing w:after="0" w:line="360" w:lineRule="auto"/>
+        <w:spacing w:after="0" w:line="276" w:lineRule="auto"/>
         <w:jc w:val="center"/>
       </w:pPr>
       <w:r>
@@ -258,9 +255,9 @@
           <w:noProof/>
         </w:rPr>
         <w:drawing>
-          <wp:inline distT="0" distB="0" distL="0" distR="0" wp14:anchorId="34F838D3" wp14:editId="6A0BFF7D">
-            <wp:extent cx="4838700" cy="3940232"/>
-            <wp:effectExtent l="0" t="0" r="0" b="3175"/>
+          <wp:inline distT="0" distB="0" distL="0" distR="0" wp14:anchorId="34F838D3" wp14:editId="23010194">
+            <wp:extent cx="4739640" cy="3859566"/>
+            <wp:effectExtent l="0" t="0" r="3810" b="7620"/>
             <wp:docPr id="677730100" name="Picture 1"/>
             <wp:cNvGraphicFramePr>
               <a:graphicFrameLocks xmlns:a="http://schemas.openxmlformats.org/drawingml/2006/main" noChangeAspect="1"/>
@@ -281,7 +278,7 @@
                   <pic:spPr>
                     <a:xfrm>
                       <a:off x="0" y="0"/>
-                      <a:ext cx="4851694" cy="3950813"/>
+                      <a:ext cx="4767450" cy="3882212"/>
                     </a:xfrm>
                     <a:prstGeom prst="rect">
                       <a:avLst/>
@@ -296,16 +293,15 @@
     </w:p>
     <w:p>
       <w:pPr>
-        <w:spacing w:after="0" w:line="360" w:lineRule="auto"/>
-      </w:pPr>
-      <w:r>
-        <w:lastRenderedPageBreak/>
+        <w:spacing w:after="0" w:line="276" w:lineRule="auto"/>
+      </w:pPr>
+      <w:r>
         <w:t xml:space="preserve">6. Open CMD and check the version of python </w:t>
       </w:r>
     </w:p>
     <w:p>
       <w:pPr>
-        <w:spacing w:after="0" w:line="360" w:lineRule="auto"/>
+        <w:spacing w:after="0" w:line="276" w:lineRule="auto"/>
         <w:rPr>
           <w:color w:val="4EA72E" w:themeColor="accent6"/>
         </w:rPr>
@@ -322,7 +318,7 @@
     </w:p>
     <w:p>
       <w:pPr>
-        <w:spacing w:after="0" w:line="360" w:lineRule="auto"/>
+        <w:spacing w:after="0" w:line="276" w:lineRule="auto"/>
         <w:jc w:val="center"/>
       </w:pPr>
       <w:r>
@@ -330,9 +326,9 @@
           <w:noProof/>
         </w:rPr>
         <w:drawing>
-          <wp:inline distT="0" distB="0" distL="0" distR="0" wp14:anchorId="695EEAEB" wp14:editId="79671AA0">
-            <wp:extent cx="1950889" cy="495343"/>
-            <wp:effectExtent l="0" t="0" r="0" b="0"/>
+          <wp:inline distT="0" distB="0" distL="0" distR="0" wp14:anchorId="695EEAEB" wp14:editId="543CDB1A">
+            <wp:extent cx="1770654" cy="449580"/>
+            <wp:effectExtent l="0" t="0" r="1270" b="7620"/>
             <wp:docPr id="471364716" name="Picture 1"/>
             <wp:cNvGraphicFramePr>
               <a:graphicFrameLocks xmlns:a="http://schemas.openxmlformats.org/drawingml/2006/main" noChangeAspect="1"/>
@@ -353,7 +349,7 @@
                   <pic:spPr>
                     <a:xfrm>
                       <a:off x="0" y="0"/>
-                      <a:ext cx="1950889" cy="495343"/>
+                      <a:ext cx="1775254" cy="450748"/>
                     </a:xfrm>
                     <a:prstGeom prst="rect">
                       <a:avLst/>
@@ -368,15 +364,28 @@
     </w:p>
     <w:p>
       <w:pPr>
-        <w:spacing w:after="0" w:line="360" w:lineRule="auto"/>
-      </w:pPr>
-      <w:r>
-        <w:t>7. in CMD, check pip version</w:t>
-      </w:r>
-    </w:p>
-    <w:p>
-      <w:pPr>
-        <w:spacing w:after="0" w:line="360" w:lineRule="auto"/>
+        <w:pStyle w:val="Heading1"/>
+        <w:spacing w:line="276" w:lineRule="auto"/>
+      </w:pPr>
+      <w:r>
+        <w:lastRenderedPageBreak/>
+        <w:t>Install of pip packages</w:t>
+      </w:r>
+    </w:p>
+    <w:p>
+      <w:pPr>
+        <w:spacing w:after="0" w:line="276" w:lineRule="auto"/>
+      </w:pPr>
+      <w:r>
+        <w:t>1</w:t>
+      </w:r>
+      <w:r>
+        <w:t>. in CMD, check pip version</w:t>
+      </w:r>
+    </w:p>
+    <w:p>
+      <w:pPr>
+        <w:spacing w:after="0" w:line="276" w:lineRule="auto"/>
         <w:rPr>
           <w:color w:val="4EA72E" w:themeColor="accent6"/>
         </w:rPr>
@@ -393,7 +402,7 @@
     </w:p>
     <w:p>
       <w:pPr>
-        <w:spacing w:after="0" w:line="360" w:lineRule="auto"/>
+        <w:spacing w:after="0" w:line="276" w:lineRule="auto"/>
         <w:jc w:val="center"/>
       </w:pPr>
       <w:r>
@@ -401,9 +410,9 @@
           <w:noProof/>
         </w:rPr>
         <w:drawing>
-          <wp:inline distT="0" distB="0" distL="0" distR="0" wp14:anchorId="507F3827" wp14:editId="66F222DD">
-            <wp:extent cx="3992880" cy="357651"/>
-            <wp:effectExtent l="0" t="0" r="7620" b="4445"/>
+          <wp:inline distT="0" distB="0" distL="0" distR="0" wp14:anchorId="507F3827" wp14:editId="0518EC92">
+            <wp:extent cx="5158740" cy="462080"/>
+            <wp:effectExtent l="0" t="0" r="3810" b="0"/>
             <wp:docPr id="558820031" name="Picture 1"/>
             <wp:cNvGraphicFramePr>
               <a:graphicFrameLocks xmlns:a="http://schemas.openxmlformats.org/drawingml/2006/main" noChangeAspect="1"/>
@@ -424,7 +433,7 @@
                   <pic:spPr>
                     <a:xfrm>
                       <a:off x="0" y="0"/>
-                      <a:ext cx="4089143" cy="366274"/>
+                      <a:ext cx="5310872" cy="475707"/>
                     </a:xfrm>
                     <a:prstGeom prst="rect">
                       <a:avLst/>
@@ -439,23 +448,38 @@
     </w:p>
     <w:p>
       <w:pPr>
-        <w:spacing w:after="0" w:line="360" w:lineRule="auto"/>
-      </w:pPr>
-      <w:r>
-        <w:t>NOTE: pip is installed along with Python</w:t>
-      </w:r>
-    </w:p>
-    <w:p>
-      <w:pPr>
-        <w:spacing w:after="0" w:line="360" w:lineRule="auto"/>
-      </w:pPr>
-      <w:r>
+        <w:spacing w:after="0" w:line="276" w:lineRule="auto"/>
+      </w:pPr>
+      <w:r>
+        <w:rPr>
+          <w:b/>
+          <w:bCs/>
+        </w:rPr>
+        <w:t>NOTE:</w:t>
+      </w:r>
+      <w:r>
+        <w:t xml:space="preserve"> pip is installed along with Python</w:t>
+      </w:r>
+    </w:p>
+    <w:p>
+      <w:pPr>
+        <w:spacing w:after="0" w:line="276" w:lineRule="auto"/>
+        <w:rPr>
+          <w:b/>
+          <w:bCs/>
+        </w:rPr>
+      </w:pPr>
+      <w:r>
+        <w:rPr>
+          <w:b/>
+          <w:bCs/>
+        </w:rPr>
         <w:t>Other Command:</w:t>
       </w:r>
     </w:p>
     <w:p>
       <w:pPr>
-        <w:spacing w:after="0" w:line="360" w:lineRule="auto"/>
+        <w:spacing w:after="0" w:line="276" w:lineRule="auto"/>
         <w:rPr>
           <w:color w:val="4EA72E" w:themeColor="accent6"/>
         </w:rPr>
@@ -472,7 +496,7 @@
     </w:p>
     <w:p>
       <w:pPr>
-        <w:spacing w:after="0" w:line="360" w:lineRule="auto"/>
+        <w:spacing w:after="0" w:line="276" w:lineRule="auto"/>
         <w:jc w:val="center"/>
       </w:pPr>
       <w:r>
@@ -480,9 +504,9 @@
           <w:noProof/>
         </w:rPr>
         <w:drawing>
-          <wp:inline distT="0" distB="0" distL="0" distR="0" wp14:anchorId="77239EA6" wp14:editId="7D725F67">
-            <wp:extent cx="4823460" cy="1576901"/>
-            <wp:effectExtent l="0" t="0" r="0" b="4445"/>
+          <wp:inline distT="0" distB="0" distL="0" distR="0" wp14:anchorId="77239EA6" wp14:editId="4D0041EF">
+            <wp:extent cx="5221041" cy="1706880"/>
+            <wp:effectExtent l="0" t="0" r="0" b="7620"/>
             <wp:docPr id="1473361253" name="Picture 1"/>
             <wp:cNvGraphicFramePr>
               <a:graphicFrameLocks xmlns:a="http://schemas.openxmlformats.org/drawingml/2006/main" noChangeAspect="1"/>
@@ -503,7 +527,7 @@
                   <pic:spPr>
                     <a:xfrm>
                       <a:off x="0" y="0"/>
-                      <a:ext cx="4864435" cy="1590297"/>
+                      <a:ext cx="5282336" cy="1726919"/>
                     </a:xfrm>
                     <a:prstGeom prst="rect">
                       <a:avLst/>
@@ -518,15 +542,18 @@
     </w:p>
     <w:p>
       <w:pPr>
-        <w:spacing w:after="0" w:line="360" w:lineRule="auto"/>
-      </w:pPr>
-      <w:r>
-        <w:t>8. Install Selenium via CMD</w:t>
-      </w:r>
-    </w:p>
-    <w:p>
-      <w:pPr>
-        <w:spacing w:after="0" w:line="360" w:lineRule="auto"/>
+        <w:spacing w:after="0" w:line="276" w:lineRule="auto"/>
+      </w:pPr>
+      <w:r>
+        <w:t>2</w:t>
+      </w:r>
+      <w:r>
+        <w:t>. Install Selenium via CMD</w:t>
+      </w:r>
+    </w:p>
+    <w:p>
+      <w:pPr>
+        <w:spacing w:after="0" w:line="276" w:lineRule="auto"/>
         <w:rPr>
           <w:color w:val="4EA72E" w:themeColor="accent6"/>
         </w:rPr>
@@ -543,7 +570,7 @@
     </w:p>
     <w:p>
       <w:pPr>
-        <w:spacing w:after="0" w:line="360" w:lineRule="auto"/>
+        <w:spacing w:after="0" w:line="276" w:lineRule="auto"/>
         <w:jc w:val="center"/>
       </w:pPr>
       <w:r>
@@ -551,9 +578,9 @@
           <w:noProof/>
         </w:rPr>
         <w:drawing>
-          <wp:inline distT="0" distB="0" distL="0" distR="0" wp14:anchorId="051E2355" wp14:editId="00027E74">
-            <wp:extent cx="6045453" cy="3505200"/>
-            <wp:effectExtent l="0" t="0" r="0" b="0"/>
+          <wp:inline distT="0" distB="0" distL="0" distR="0" wp14:anchorId="051E2355" wp14:editId="36A520B7">
+            <wp:extent cx="5440908" cy="3154680"/>
+            <wp:effectExtent l="0" t="0" r="7620" b="7620"/>
             <wp:docPr id="440507238" name="Picture 1"/>
             <wp:cNvGraphicFramePr>
               <a:graphicFrameLocks xmlns:a="http://schemas.openxmlformats.org/drawingml/2006/main" noChangeAspect="1"/>
@@ -574,7 +601,7 @@
                   <pic:spPr>
                     <a:xfrm>
                       <a:off x="0" y="0"/>
-                      <a:ext cx="6082632" cy="3526756"/>
+                      <a:ext cx="5480634" cy="3177713"/>
                     </a:xfrm>
                     <a:prstGeom prst="rect">
                       <a:avLst/>
@@ -589,7 +616,7 @@
     </w:p>
     <w:p>
       <w:pPr>
-        <w:spacing w:after="0" w:line="360" w:lineRule="auto"/>
+        <w:spacing w:after="0" w:line="276" w:lineRule="auto"/>
         <w:jc w:val="center"/>
         <w:rPr>
           <w:color w:val="4EA72E" w:themeColor="accent6"/>
@@ -601,9 +628,9 @@
         </w:rPr>
         <w:lastRenderedPageBreak/>
         <w:drawing>
-          <wp:inline distT="0" distB="0" distL="0" distR="0" wp14:anchorId="55BE85EE" wp14:editId="16F7D38E">
-            <wp:extent cx="6080760" cy="3471752"/>
-            <wp:effectExtent l="0" t="0" r="0" b="0"/>
+          <wp:inline distT="0" distB="0" distL="0" distR="0" wp14:anchorId="55BE85EE" wp14:editId="16D43707">
+            <wp:extent cx="5570220" cy="3180264"/>
+            <wp:effectExtent l="0" t="0" r="0" b="1270"/>
             <wp:docPr id="1747656496" name="Picture 1"/>
             <wp:cNvGraphicFramePr>
               <a:graphicFrameLocks xmlns:a="http://schemas.openxmlformats.org/drawingml/2006/main" noChangeAspect="1"/>
@@ -624,7 +651,7 @@
                   <pic:spPr>
                     <a:xfrm>
                       <a:off x="0" y="0"/>
-                      <a:ext cx="6136139" cy="3503370"/>
+                      <a:ext cx="5632437" cy="3215786"/>
                     </a:xfrm>
                     <a:prstGeom prst="rect">
                       <a:avLst/>
@@ -639,10 +666,17 @@
     </w:p>
     <w:p>
       <w:pPr>
-        <w:spacing w:after="0" w:line="360" w:lineRule="auto"/>
-      </w:pPr>
-      <w:r>
-        <w:t>Note: It will download the latest version</w:t>
+        <w:spacing w:after="0" w:line="276" w:lineRule="auto"/>
+      </w:pPr>
+      <w:r>
+        <w:rPr>
+          <w:b/>
+          <w:bCs/>
+        </w:rPr>
+        <w:t>Note:</w:t>
+      </w:r>
+      <w:r>
+        <w:t xml:space="preserve"> It will download the latest version</w:t>
       </w:r>
       <w:r>
         <w:t xml:space="preserve"> based on the python version</w:t>
@@ -650,15 +684,32 @@
     </w:p>
     <w:p>
       <w:pPr>
-        <w:spacing w:after="0" w:line="360" w:lineRule="auto"/>
-      </w:pPr>
-      <w:r>
-        <w:t>Other Commands:</w:t>
-      </w:r>
-    </w:p>
-    <w:p>
-      <w:pPr>
-        <w:spacing w:after="0" w:line="360" w:lineRule="auto"/>
+        <w:spacing w:after="0" w:line="276" w:lineRule="auto"/>
+      </w:pPr>
+      <w:r>
+        <w:rPr>
+          <w:b/>
+          <w:bCs/>
+        </w:rPr>
+        <w:t>Other</w:t>
+      </w:r>
+      <w:r>
+        <w:t xml:space="preserve"> </w:t>
+      </w:r>
+      <w:r>
+        <w:rPr>
+          <w:b/>
+          <w:bCs/>
+        </w:rPr>
+        <w:t>Commands</w:t>
+      </w:r>
+      <w:r>
+        <w:t>:</w:t>
+      </w:r>
+    </w:p>
+    <w:p>
+      <w:pPr>
+        <w:spacing w:after="0" w:line="276" w:lineRule="auto"/>
       </w:pPr>
       <w:r>
         <w:t>uninstal</w:t>
@@ -678,7 +729,7 @@
     </w:p>
     <w:p>
       <w:pPr>
-        <w:spacing w:after="0" w:line="360" w:lineRule="auto"/>
+        <w:spacing w:after="0" w:line="276" w:lineRule="auto"/>
         <w:jc w:val="center"/>
       </w:pPr>
       <w:r>
@@ -724,7 +775,7 @@
     </w:p>
     <w:p>
       <w:pPr>
-        <w:spacing w:after="0" w:line="360" w:lineRule="auto"/>
+        <w:spacing w:after="0" w:line="276" w:lineRule="auto"/>
         <w:rPr>
           <w:color w:val="4EA72E" w:themeColor="accent6"/>
         </w:rPr>
@@ -741,7 +792,7 @@
     </w:p>
     <w:p>
       <w:pPr>
-        <w:spacing w:after="0" w:line="360" w:lineRule="auto"/>
+        <w:spacing w:after="0" w:line="276" w:lineRule="auto"/>
         <w:jc w:val="center"/>
       </w:pPr>
       <w:r>
@@ -787,10 +838,13 @@
     </w:p>
     <w:p>
       <w:pPr>
-        <w:spacing w:after="0" w:line="360" w:lineRule="auto"/>
-      </w:pPr>
-      <w:r>
-        <w:t xml:space="preserve">9. </w:t>
+        <w:spacing w:after="0" w:line="276" w:lineRule="auto"/>
+      </w:pPr>
+      <w:r>
+        <w:t>3</w:t>
+      </w:r>
+      <w:r>
+        <w:t xml:space="preserve">. </w:t>
       </w:r>
       <w:r>
         <w:t>Install Robot Framework via CMD</w:t>
@@ -798,7 +852,7 @@
     </w:p>
     <w:p>
       <w:pPr>
-        <w:spacing w:after="0" w:line="360" w:lineRule="auto"/>
+        <w:spacing w:after="0" w:line="276" w:lineRule="auto"/>
       </w:pPr>
       <w:r>
         <w:t xml:space="preserve">command: </w:t>
@@ -820,7 +874,7 @@
     </w:p>
     <w:p>
       <w:pPr>
-        <w:spacing w:after="0" w:line="360" w:lineRule="auto"/>
+        <w:spacing w:after="0" w:line="276" w:lineRule="auto"/>
         <w:jc w:val="center"/>
       </w:pPr>
       <w:r>
@@ -866,16 +920,23 @@
     </w:p>
     <w:p>
       <w:pPr>
-        <w:spacing w:after="0" w:line="360" w:lineRule="auto"/>
-      </w:pPr>
-      <w:r>
-        <w:lastRenderedPageBreak/>
+        <w:spacing w:after="0" w:line="276" w:lineRule="auto"/>
+        <w:rPr>
+          <w:b/>
+          <w:bCs/>
+        </w:rPr>
+      </w:pPr>
+      <w:r>
+        <w:rPr>
+          <w:b/>
+          <w:bCs/>
+        </w:rPr>
         <w:t>Other Commands:</w:t>
       </w:r>
     </w:p>
     <w:p>
       <w:pPr>
-        <w:spacing w:after="0" w:line="360" w:lineRule="auto"/>
+        <w:spacing w:after="0" w:line="276" w:lineRule="auto"/>
         <w:rPr>
           <w:color w:val="4EA72E" w:themeColor="accent6"/>
         </w:rPr>
@@ -903,7 +964,7 @@
     </w:p>
     <w:p>
       <w:pPr>
-        <w:spacing w:after="0" w:line="360" w:lineRule="auto"/>
+        <w:spacing w:after="0" w:line="276" w:lineRule="auto"/>
         <w:jc w:val="center"/>
         <w:rPr>
           <w:color w:val="8DD873" w:themeColor="accent6" w:themeTint="99"/>
@@ -914,6 +975,7 @@
           <w:noProof/>
           <w:color w:val="8DD873" w:themeColor="accent6" w:themeTint="99"/>
         </w:rPr>
+        <w:lastRenderedPageBreak/>
         <w:drawing>
           <wp:inline distT="0" distB="0" distL="0" distR="0" wp14:anchorId="42224CA6" wp14:editId="007E141C">
             <wp:extent cx="6217920" cy="1043804"/>
@@ -953,7 +1015,7 @@
     </w:p>
     <w:p>
       <w:pPr>
-        <w:spacing w:after="0" w:line="360" w:lineRule="auto"/>
+        <w:spacing w:after="0" w:line="276" w:lineRule="auto"/>
         <w:rPr>
           <w:color w:val="4EA72E" w:themeColor="accent6"/>
         </w:rPr>
@@ -981,7 +1043,7 @@
     </w:p>
     <w:p>
       <w:pPr>
-        <w:spacing w:after="0" w:line="360" w:lineRule="auto"/>
+        <w:spacing w:after="0" w:line="276" w:lineRule="auto"/>
         <w:jc w:val="center"/>
       </w:pPr>
       <w:r>
@@ -1027,7 +1089,7 @@
     </w:p>
     <w:p>
       <w:pPr>
-        <w:spacing w:after="0" w:line="360" w:lineRule="auto"/>
+        <w:spacing w:after="0" w:line="276" w:lineRule="auto"/>
         <w:rPr>
           <w:color w:val="4EA72E" w:themeColor="accent6"/>
         </w:rPr>
@@ -1079,7 +1141,7 @@
     </w:p>
     <w:p>
       <w:pPr>
-        <w:spacing w:after="0" w:line="360" w:lineRule="auto"/>
+        <w:spacing w:after="0" w:line="276" w:lineRule="auto"/>
         <w:jc w:val="center"/>
       </w:pPr>
       <w:r>
@@ -1125,7 +1187,7 @@
     </w:p>
     <w:p>
       <w:pPr>
-        <w:spacing w:after="0" w:line="360" w:lineRule="auto"/>
+        <w:spacing w:after="0" w:line="276" w:lineRule="auto"/>
       </w:pPr>
       <w:r>
         <w:t>e</w:t>
@@ -1144,7 +1206,7 @@
     </w:p>
     <w:p>
       <w:pPr>
-        <w:spacing w:after="0" w:line="360" w:lineRule="auto"/>
+        <w:spacing w:after="0" w:line="276" w:lineRule="auto"/>
       </w:pPr>
       <w:r>
         <w:t xml:space="preserve">uninstall: </w:t>
@@ -1166,7 +1228,7 @@
     </w:p>
     <w:p>
       <w:pPr>
-        <w:spacing w:after="0" w:line="360" w:lineRule="auto"/>
+        <w:spacing w:after="0" w:line="276" w:lineRule="auto"/>
         <w:jc w:val="center"/>
       </w:pPr>
       <w:r>
@@ -1212,7 +1274,7 @@
     </w:p>
     <w:p>
       <w:pPr>
-        <w:spacing w:after="0" w:line="360" w:lineRule="auto"/>
+        <w:spacing w:after="0" w:line="276" w:lineRule="auto"/>
       </w:pPr>
       <w:r>
         <w:t xml:space="preserve">show all package installed and their version: </w:t>
@@ -1232,7 +1294,7 @@
     </w:p>
     <w:p>
       <w:pPr>
-        <w:spacing w:after="0" w:line="360" w:lineRule="auto"/>
+        <w:spacing w:after="0" w:line="276" w:lineRule="auto"/>
         <w:jc w:val="center"/>
       </w:pPr>
       <w:r>
@@ -1240,8 +1302,8 @@
           <w:noProof/>
         </w:rPr>
         <w:drawing>
-          <wp:inline distT="0" distB="0" distL="0" distR="0" wp14:anchorId="672BF490" wp14:editId="56146DAB">
-            <wp:extent cx="1200792" cy="2286000"/>
+          <wp:inline distT="0" distB="0" distL="0" distR="0" wp14:anchorId="672BF490" wp14:editId="13E20CBE">
+            <wp:extent cx="1341120" cy="2553149"/>
             <wp:effectExtent l="0" t="0" r="0" b="0"/>
             <wp:docPr id="807650790" name="Picture 1"/>
             <wp:cNvGraphicFramePr>
@@ -1263,7 +1325,7 @@
                   <pic:spPr>
                     <a:xfrm>
                       <a:off x="0" y="0"/>
-                      <a:ext cx="1225011" cy="2332107"/>
+                      <a:ext cx="1373702" cy="2615177"/>
                     </a:xfrm>
                     <a:prstGeom prst="rect">
                       <a:avLst/>
@@ -1278,13 +1340,13 @@
     </w:p>
     <w:p>
       <w:pPr>
-        <w:spacing w:after="0" w:line="360" w:lineRule="auto"/>
+        <w:spacing w:after="0" w:line="276" w:lineRule="auto"/>
         <w:jc w:val="center"/>
       </w:pPr>
     </w:p>
     <w:p>
       <w:pPr>
-        <w:spacing w:after="0" w:line="360" w:lineRule="auto"/>
+        <w:spacing w:after="0" w:line="276" w:lineRule="auto"/>
       </w:pPr>
       <w:r>
         <w:t xml:space="preserve">extra: </w:t>
@@ -1304,7 +1366,7 @@
     </w:p>
     <w:p>
       <w:pPr>
-        <w:spacing w:after="0" w:line="360" w:lineRule="auto"/>
+        <w:spacing w:after="0" w:line="276" w:lineRule="auto"/>
         <w:jc w:val="center"/>
       </w:pPr>
       <w:r>
@@ -1350,15 +1412,19 @@
     </w:p>
     <w:p>
       <w:pPr>
-        <w:spacing w:after="0" w:line="360" w:lineRule="auto"/>
-      </w:pPr>
-      <w:r>
-        <w:t>10. Install Robot Framework Library via CMD</w:t>
-      </w:r>
-    </w:p>
-    <w:p>
-      <w:pPr>
-        <w:spacing w:after="0" w:line="360" w:lineRule="auto"/>
+        <w:spacing w:after="0" w:line="276" w:lineRule="auto"/>
+      </w:pPr>
+      <w:r>
+        <w:lastRenderedPageBreak/>
+        <w:t>4</w:t>
+      </w:r>
+      <w:r>
+        <w:t>. Install Robot Framework Library via CMD</w:t>
+      </w:r>
+    </w:p>
+    <w:p>
+      <w:pPr>
+        <w:spacing w:after="0" w:line="276" w:lineRule="auto"/>
         <w:rPr>
           <w:color w:val="4EA72E" w:themeColor="accent6"/>
         </w:rPr>
@@ -1383,7 +1449,7 @@
     </w:p>
     <w:p>
       <w:pPr>
-        <w:spacing w:after="0" w:line="360" w:lineRule="auto"/>
+        <w:spacing w:after="0" w:line="276" w:lineRule="auto"/>
         <w:jc w:val="center"/>
       </w:pPr>
       <w:r>
@@ -1429,15 +1495,23 @@
     </w:p>
     <w:p>
       <w:pPr>
-        <w:spacing w:after="0" w:line="360" w:lineRule="auto"/>
-      </w:pPr>
-      <w:r>
+        <w:spacing w:after="0" w:line="276" w:lineRule="auto"/>
+        <w:rPr>
+          <w:b/>
+          <w:bCs/>
+        </w:rPr>
+      </w:pPr>
+      <w:r>
+        <w:rPr>
+          <w:b/>
+          <w:bCs/>
+        </w:rPr>
         <w:t>Other Command:</w:t>
       </w:r>
     </w:p>
     <w:p>
       <w:pPr>
-        <w:spacing w:after="0" w:line="360" w:lineRule="auto"/>
+        <w:spacing w:after="0" w:line="276" w:lineRule="auto"/>
       </w:pPr>
       <w:r>
         <w:t xml:space="preserve">uninstall: </w:t>
@@ -1459,7 +1533,7 @@
     </w:p>
     <w:p>
       <w:pPr>
-        <w:spacing w:after="0" w:line="360" w:lineRule="auto"/>
+        <w:spacing w:after="0" w:line="276" w:lineRule="auto"/>
         <w:jc w:val="center"/>
       </w:pPr>
       <w:r>
@@ -1505,10 +1579,25 @@
     </w:p>
     <w:p>
       <w:pPr>
-        <w:spacing w:after="0" w:line="360" w:lineRule="auto"/>
-      </w:pPr>
-      <w:r>
-        <w:t>11. Install IDE</w:t>
+        <w:pStyle w:val="Heading1"/>
+        <w:spacing w:line="276" w:lineRule="auto"/>
+      </w:pPr>
+      <w:r>
+        <w:t>IDE Installation</w:t>
+      </w:r>
+    </w:p>
+    <w:p>
+      <w:pPr>
+        <w:spacing w:after="0" w:line="276" w:lineRule="auto"/>
+      </w:pPr>
+      <w:r>
+        <w:t>1</w:t>
+      </w:r>
+      <w:r>
+        <w:t>. Install IDE</w:t>
+      </w:r>
+      <w:r>
+        <w:t xml:space="preserve"> that will be used to code your test script</w:t>
       </w:r>
     </w:p>
     <w:p>
@@ -1518,7 +1607,7 @@
           <w:ilvl w:val="0"/>
           <w:numId w:val="3"/>
         </w:numPr>
-        <w:spacing w:after="0" w:line="360" w:lineRule="auto"/>
+        <w:spacing w:after="0" w:line="276" w:lineRule="auto"/>
       </w:pPr>
       <w:r>
         <w:t>PyCharm</w:t>
@@ -1531,7 +1620,7 @@
           <w:ilvl w:val="0"/>
           <w:numId w:val="3"/>
         </w:numPr>
-        <w:spacing w:after="0" w:line="360" w:lineRule="auto"/>
+        <w:spacing w:after="0" w:line="276" w:lineRule="auto"/>
       </w:pPr>
       <w:r>
         <w:t>Visual Studio Code</w:t>
@@ -1544,7 +1633,7 @@
           <w:ilvl w:val="0"/>
           <w:numId w:val="3"/>
         </w:numPr>
-        <w:spacing w:after="0" w:line="360" w:lineRule="auto"/>
+        <w:spacing w:after="0" w:line="276" w:lineRule="auto"/>
       </w:pPr>
       <w:r>
         <w:t>RED (Robot Editor)</w:t>
@@ -1557,7 +1646,7 @@
           <w:ilvl w:val="0"/>
           <w:numId w:val="3"/>
         </w:numPr>
-        <w:spacing w:after="0" w:line="360" w:lineRule="auto"/>
+        <w:spacing w:after="0" w:line="276" w:lineRule="auto"/>
       </w:pPr>
       <w:r>
         <w:t>Any IDE that can accommodate Robot Framework</w:t>
@@ -1565,100 +1654,93 @@
     </w:p>
     <w:p>
       <w:pPr>
-        <w:spacing w:after="0" w:line="360" w:lineRule="auto"/>
-      </w:pPr>
-    </w:p>
-    <w:p>
-      <w:pPr>
-        <w:spacing w:after="0" w:line="360" w:lineRule="auto"/>
-        <w:rPr>
-          <w:b/>
-          <w:bCs/>
-        </w:rPr>
-      </w:pPr>
-    </w:p>
-    <w:p>
-      <w:pPr>
-        <w:spacing w:after="0" w:line="360" w:lineRule="auto"/>
-      </w:pPr>
-      <w:r>
-        <w:rPr>
-          <w:b/>
-          <w:bCs/>
+        <w:pStyle w:val="Heading1"/>
+      </w:pPr>
+      <w:r>
+        <w:t>Optional</w:t>
+      </w:r>
+    </w:p>
+    <w:p>
+      <w:pPr>
+        <w:spacing w:after="0" w:line="276" w:lineRule="auto"/>
+      </w:pPr>
+      <w:r>
+        <w:t>1.</w:t>
+      </w:r>
+      <w:r>
+        <w:t xml:space="preserve"> Install </w:t>
+      </w:r>
+      <w:proofErr w:type="spellStart"/>
+      <w:r>
+        <w:t>npx</w:t>
+      </w:r>
+      <w:proofErr w:type="spellEnd"/>
+    </w:p>
+    <w:p>
+      <w:pPr>
+        <w:spacing w:after="0" w:line="276" w:lineRule="auto"/>
+      </w:pPr>
+      <w:r>
+        <w:t xml:space="preserve">command: </w:t>
+      </w:r>
+      <w:proofErr w:type="spellStart"/>
+      <w:r>
+        <w:rPr>
+          <w:color w:val="4EA72E" w:themeColor="accent6"/>
+        </w:rPr>
+        <w:t>rfbrowser</w:t>
+      </w:r>
+      <w:proofErr w:type="spellEnd"/>
+      <w:r>
+        <w:rPr>
+          <w:color w:val="4EA72E" w:themeColor="accent6"/>
+        </w:rPr>
+        <w:t xml:space="preserve"> </w:t>
+      </w:r>
+      <w:proofErr w:type="spellStart"/>
+      <w:r>
+        <w:rPr>
+          <w:color w:val="4EA72E" w:themeColor="accent6"/>
+        </w:rPr>
+        <w:t>init</w:t>
+      </w:r>
+      <w:proofErr w:type="spellEnd"/>
+    </w:p>
+    <w:p>
+      <w:pPr>
+        <w:spacing w:after="0" w:line="276" w:lineRule="auto"/>
+      </w:pPr>
+      <w:r>
+        <w:t xml:space="preserve">NOTE: This is needed when using </w:t>
+      </w:r>
+      <w:proofErr w:type="spellStart"/>
+      <w:r>
+        <w:rPr>
+          <w:color w:val="4EA72E" w:themeColor="accent6"/>
+        </w:rPr>
+        <w:t>robotframework</w:t>
+      </w:r>
+      <w:proofErr w:type="spellEnd"/>
+      <w:r>
+        <w:rPr>
+          <w:color w:val="4EA72E" w:themeColor="accent6"/>
+        </w:rPr>
+        <w:t>-browser</w:t>
+      </w:r>
+      <w:r>
+        <w:t xml:space="preserve"> library</w:t>
+      </w:r>
+    </w:p>
+    <w:p>
+      <w:pPr>
+        <w:spacing w:after="0" w:line="276" w:lineRule="auto"/>
+        <w:jc w:val="center"/>
+      </w:pPr>
+      <w:r>
+        <w:rPr>
+          <w:noProof/>
         </w:rPr>
         <w:lastRenderedPageBreak/>
-        <w:t>OPTIONAL:</w:t>
-      </w:r>
-      <w:r>
-        <w:t xml:space="preserve"> Install </w:t>
-      </w:r>
-      <w:proofErr w:type="spellStart"/>
-      <w:r>
-        <w:t>npx</w:t>
-      </w:r>
-      <w:proofErr w:type="spellEnd"/>
-    </w:p>
-    <w:p>
-      <w:pPr>
-        <w:spacing w:after="0" w:line="360" w:lineRule="auto"/>
-      </w:pPr>
-      <w:r>
-        <w:t xml:space="preserve">command: </w:t>
-      </w:r>
-      <w:proofErr w:type="spellStart"/>
-      <w:r>
-        <w:rPr>
-          <w:color w:val="4EA72E" w:themeColor="accent6"/>
-        </w:rPr>
-        <w:t>rfbrowser</w:t>
-      </w:r>
-      <w:proofErr w:type="spellEnd"/>
-      <w:r>
-        <w:rPr>
-          <w:color w:val="4EA72E" w:themeColor="accent6"/>
-        </w:rPr>
-        <w:t xml:space="preserve"> </w:t>
-      </w:r>
-      <w:proofErr w:type="spellStart"/>
-      <w:r>
-        <w:rPr>
-          <w:color w:val="4EA72E" w:themeColor="accent6"/>
-        </w:rPr>
-        <w:t>init</w:t>
-      </w:r>
-      <w:proofErr w:type="spellEnd"/>
-    </w:p>
-    <w:p>
-      <w:pPr>
-        <w:spacing w:after="0" w:line="360" w:lineRule="auto"/>
-      </w:pPr>
-      <w:r>
-        <w:t xml:space="preserve">NOTE: This is needed when using </w:t>
-      </w:r>
-      <w:proofErr w:type="spellStart"/>
-      <w:r>
-        <w:rPr>
-          <w:color w:val="4EA72E" w:themeColor="accent6"/>
-        </w:rPr>
-        <w:t>robotframework</w:t>
-      </w:r>
-      <w:proofErr w:type="spellEnd"/>
-      <w:r>
-        <w:rPr>
-          <w:color w:val="4EA72E" w:themeColor="accent6"/>
-        </w:rPr>
-        <w:t>-browser</w:t>
-      </w:r>
-      <w:r>
-        <w:t xml:space="preserve"> library</w:t>
-      </w:r>
-    </w:p>
-    <w:p>
-      <w:pPr>
-        <w:spacing w:after="0" w:line="360" w:lineRule="auto"/>
-        <w:jc w:val="center"/>
-      </w:pPr>
-      <w:r>
         <w:drawing>
           <wp:inline distT="0" distB="0" distL="0" distR="0" wp14:anchorId="5DBF9ED7" wp14:editId="09CAB28F">
             <wp:extent cx="3962988" cy="3421380"/>
@@ -1698,10 +1780,13 @@
     </w:p>
     <w:p>
       <w:pPr>
-        <w:spacing w:after="0" w:line="360" w:lineRule="auto"/>
+        <w:spacing w:after="0" w:line="276" w:lineRule="auto"/>
         <w:jc w:val="center"/>
       </w:pPr>
       <w:r>
+        <w:rPr>
+          <w:noProof/>
+        </w:rPr>
         <w:drawing>
           <wp:inline distT="0" distB="0" distL="0" distR="0" wp14:anchorId="4BDC7484" wp14:editId="4946774B">
             <wp:extent cx="4010092" cy="3429000"/>
@@ -1741,7 +1826,7 @@
     </w:p>
     <w:p>
       <w:pPr>
-        <w:spacing w:after="0" w:line="360" w:lineRule="auto"/>
+        <w:spacing w:after="0" w:line="276" w:lineRule="auto"/>
       </w:pPr>
     </w:p>
     <w:sectPr>
